--- a/抽離教學_數學/高一數學/融合班教學資源/公式紙/公式紙_高一數學_01集合與常用邏輯用語.docx
+++ b/抽離教學_數學/高一數學/融合班教學資源/公式紙/公式紙_高一數學_01集合與常用邏輯用語.docx
@@ -93,7 +93,7 @@
         <w:pBdr>
           <w:bottom w:val="single" w:sz="4" w:space="2" w:color="999999"/>
         </w:pBdr>
-        <w:spacing w:before="140" w:after="50" w:line="276" w:lineRule="auto"/>
+        <w:spacing w:before="70" w:after="30" w:line="276" w:lineRule="auto"/>
         <w:jc w:val="left"/>
       </w:pPr>
       <w:r>
@@ -135,9 +135,9 @@
             <w:shd w:val="clear" w:color="auto" w:fill="F0F0F0"/>
             <w:vAlign w:val="center"/>
             <w:tcMar>
-              <w:top w:w="50" w:type="dxa"/>
-              <w:left w:w="100" w:type="dxa"/>
-              <w:bottom w:w="50" w:type="dxa"/>
+              <w:top w:w="30" w:type="dxa"/>
+              <w:left w:w="100" w:type="dxa"/>
+              <w:bottom w:w="30" w:type="dxa"/>
               <w:right w:w="100" w:type="dxa"/>
             </w:tcMar>
           </w:tcPr>
@@ -164,9 +164,9 @@
             <w:shd w:val="clear" w:color="auto" w:fill="F0F0F0"/>
             <w:vAlign w:val="center"/>
             <w:tcMar>
-              <w:top w:w="50" w:type="dxa"/>
-              <w:left w:w="100" w:type="dxa"/>
-              <w:bottom w:w="50" w:type="dxa"/>
+              <w:top w:w="30" w:type="dxa"/>
+              <w:left w:w="100" w:type="dxa"/>
+              <w:bottom w:w="30" w:type="dxa"/>
               <w:right w:w="100" w:type="dxa"/>
             </w:tcMar>
           </w:tcPr>
@@ -193,9 +193,9 @@
             <w:shd w:val="clear" w:color="auto" w:fill="F0F0F0"/>
             <w:vAlign w:val="center"/>
             <w:tcMar>
-              <w:top w:w="50" w:type="dxa"/>
-              <w:left w:w="100" w:type="dxa"/>
-              <w:bottom w:w="50" w:type="dxa"/>
+              <w:top w:w="30" w:type="dxa"/>
+              <w:left w:w="100" w:type="dxa"/>
+              <w:bottom w:w="30" w:type="dxa"/>
               <w:right w:w="100" w:type="dxa"/>
             </w:tcMar>
           </w:tcPr>
@@ -226,9 +226,9 @@
             <w:tcW w:w="2200" w:type="dxa"/>
             <w:vAlign w:val="center"/>
             <w:tcMar>
-              <w:top w:w="50" w:type="dxa"/>
-              <w:left w:w="100" w:type="dxa"/>
-              <w:bottom w:w="50" w:type="dxa"/>
+              <w:top w:w="30" w:type="dxa"/>
+              <w:left w:w="100" w:type="dxa"/>
+              <w:bottom w:w="30" w:type="dxa"/>
               <w:right w:w="100" w:type="dxa"/>
             </w:tcMar>
           </w:tcPr>
@@ -254,9 +254,9 @@
             <w:tcW w:w="5600" w:type="dxa"/>
             <w:vAlign w:val="center"/>
             <w:tcMar>
-              <w:top w:w="50" w:type="dxa"/>
-              <w:left w:w="100" w:type="dxa"/>
-              <w:bottom w:w="50" w:type="dxa"/>
+              <w:top w:w="30" w:type="dxa"/>
+              <w:left w:w="100" w:type="dxa"/>
+              <w:bottom w:w="30" w:type="dxa"/>
               <w:right w:w="100" w:type="dxa"/>
             </w:tcMar>
           </w:tcPr>
@@ -280,9 +280,9 @@
             <w:tcW w:w="3538" w:type="dxa"/>
             <w:vAlign w:val="center"/>
             <w:tcMar>
-              <w:top w:w="50" w:type="dxa"/>
-              <w:left w:w="100" w:type="dxa"/>
-              <w:bottom w:w="50" w:type="dxa"/>
+              <w:top w:w="30" w:type="dxa"/>
+              <w:left w:w="100" w:type="dxa"/>
+              <w:bottom w:w="30" w:type="dxa"/>
               <w:right w:w="100" w:type="dxa"/>
             </w:tcMar>
           </w:tcPr>
@@ -312,9 +312,9 @@
             <w:tcW w:w="2200" w:type="dxa"/>
             <w:vAlign w:val="center"/>
             <w:tcMar>
-              <w:top w:w="50" w:type="dxa"/>
-              <w:left w:w="100" w:type="dxa"/>
-              <w:bottom w:w="50" w:type="dxa"/>
+              <w:top w:w="30" w:type="dxa"/>
+              <w:left w:w="100" w:type="dxa"/>
+              <w:bottom w:w="30" w:type="dxa"/>
               <w:right w:w="100" w:type="dxa"/>
             </w:tcMar>
           </w:tcPr>
@@ -340,9 +340,9 @@
             <w:tcW w:w="5600" w:type="dxa"/>
             <w:vAlign w:val="center"/>
             <w:tcMar>
-              <w:top w:w="50" w:type="dxa"/>
-              <w:left w:w="100" w:type="dxa"/>
-              <w:bottom w:w="50" w:type="dxa"/>
+              <w:top w:w="30" w:type="dxa"/>
+              <w:left w:w="100" w:type="dxa"/>
+              <w:bottom w:w="30" w:type="dxa"/>
               <w:right w:w="100" w:type="dxa"/>
             </w:tcMar>
           </w:tcPr>
@@ -410,9 +410,9 @@
             <w:tcW w:w="3538" w:type="dxa"/>
             <w:vAlign w:val="center"/>
             <w:tcMar>
-              <w:top w:w="50" w:type="dxa"/>
-              <w:left w:w="100" w:type="dxa"/>
-              <w:bottom w:w="50" w:type="dxa"/>
+              <w:top w:w="30" w:type="dxa"/>
+              <w:left w:w="100" w:type="dxa"/>
+              <w:bottom w:w="30" w:type="dxa"/>
               <w:right w:w="100" w:type="dxa"/>
             </w:tcMar>
           </w:tcPr>
@@ -497,9 +497,9 @@
             <w:tcW w:w="2200" w:type="dxa"/>
             <w:vAlign w:val="center"/>
             <w:tcMar>
-              <w:top w:w="50" w:type="dxa"/>
-              <w:left w:w="100" w:type="dxa"/>
-              <w:bottom w:w="50" w:type="dxa"/>
+              <w:top w:w="30" w:type="dxa"/>
+              <w:left w:w="100" w:type="dxa"/>
+              <w:bottom w:w="30" w:type="dxa"/>
               <w:right w:w="100" w:type="dxa"/>
             </w:tcMar>
           </w:tcPr>
@@ -525,9 +525,9 @@
             <w:tcW w:w="5600" w:type="dxa"/>
             <w:vAlign w:val="center"/>
             <w:tcMar>
-              <w:top w:w="50" w:type="dxa"/>
-              <w:left w:w="100" w:type="dxa"/>
-              <w:bottom w:w="50" w:type="dxa"/>
+              <w:top w:w="30" w:type="dxa"/>
+              <w:left w:w="100" w:type="dxa"/>
+              <w:bottom w:w="30" w:type="dxa"/>
               <w:right w:w="100" w:type="dxa"/>
             </w:tcMar>
           </w:tcPr>
@@ -633,9 +633,9 @@
             <w:tcW w:w="3538" w:type="dxa"/>
             <w:vAlign w:val="center"/>
             <w:tcMar>
-              <w:top w:w="50" w:type="dxa"/>
-              <w:left w:w="100" w:type="dxa"/>
-              <w:bottom w:w="50" w:type="dxa"/>
+              <w:top w:w="30" w:type="dxa"/>
+              <w:left w:w="100" w:type="dxa"/>
+              <w:bottom w:w="30" w:type="dxa"/>
               <w:right w:w="100" w:type="dxa"/>
             </w:tcMar>
           </w:tcPr>
@@ -759,9 +759,9 @@
             <w:tcW w:w="2200" w:type="dxa"/>
             <w:vAlign w:val="center"/>
             <w:tcMar>
-              <w:top w:w="50" w:type="dxa"/>
-              <w:left w:w="100" w:type="dxa"/>
-              <w:bottom w:w="50" w:type="dxa"/>
+              <w:top w:w="30" w:type="dxa"/>
+              <w:left w:w="100" w:type="dxa"/>
+              <w:bottom w:w="30" w:type="dxa"/>
               <w:right w:w="100" w:type="dxa"/>
             </w:tcMar>
           </w:tcPr>
@@ -787,9 +787,9 @@
             <w:tcW w:w="5600" w:type="dxa"/>
             <w:vAlign w:val="center"/>
             <w:tcMar>
-              <w:top w:w="50" w:type="dxa"/>
-              <w:left w:w="100" w:type="dxa"/>
-              <w:bottom w:w="50" w:type="dxa"/>
+              <w:top w:w="30" w:type="dxa"/>
+              <w:left w:w="100" w:type="dxa"/>
+              <w:bottom w:w="30" w:type="dxa"/>
               <w:right w:w="100" w:type="dxa"/>
             </w:tcMar>
           </w:tcPr>
@@ -877,9 +877,9 @@
             <w:tcW w:w="3538" w:type="dxa"/>
             <w:vAlign w:val="center"/>
             <w:tcMar>
-              <w:top w:w="50" w:type="dxa"/>
-              <w:left w:w="100" w:type="dxa"/>
-              <w:bottom w:w="50" w:type="dxa"/>
+              <w:top w:w="30" w:type="dxa"/>
+              <w:left w:w="100" w:type="dxa"/>
+              <w:bottom w:w="30" w:type="dxa"/>
               <w:right w:w="100" w:type="dxa"/>
             </w:tcMar>
           </w:tcPr>
@@ -909,9 +909,9 @@
             <w:tcW w:w="2200" w:type="dxa"/>
             <w:vAlign w:val="center"/>
             <w:tcMar>
-              <w:top w:w="50" w:type="dxa"/>
-              <w:left w:w="100" w:type="dxa"/>
-              <w:bottom w:w="50" w:type="dxa"/>
+              <w:top w:w="30" w:type="dxa"/>
+              <w:left w:w="100" w:type="dxa"/>
+              <w:bottom w:w="30" w:type="dxa"/>
               <w:right w:w="100" w:type="dxa"/>
             </w:tcMar>
           </w:tcPr>
@@ -937,9 +937,9 @@
             <w:tcW w:w="5600" w:type="dxa"/>
             <w:vAlign w:val="center"/>
             <w:tcMar>
-              <w:top w:w="50" w:type="dxa"/>
-              <w:left w:w="100" w:type="dxa"/>
-              <w:bottom w:w="50" w:type="dxa"/>
+              <w:top w:w="30" w:type="dxa"/>
+              <w:left w:w="100" w:type="dxa"/>
+              <w:bottom w:w="30" w:type="dxa"/>
               <w:right w:w="100" w:type="dxa"/>
             </w:tcMar>
           </w:tcPr>
@@ -1027,9 +1027,9 @@
             <w:tcW w:w="3538" w:type="dxa"/>
             <w:vAlign w:val="center"/>
             <w:tcMar>
-              <w:top w:w="50" w:type="dxa"/>
-              <w:left w:w="100" w:type="dxa"/>
-              <w:bottom w:w="50" w:type="dxa"/>
+              <w:top w:w="30" w:type="dxa"/>
+              <w:left w:w="100" w:type="dxa"/>
+              <w:bottom w:w="30" w:type="dxa"/>
               <w:right w:w="100" w:type="dxa"/>
             </w:tcMar>
           </w:tcPr>
@@ -1059,9 +1059,9 @@
             <w:tcW w:w="2200" w:type="dxa"/>
             <w:vAlign w:val="center"/>
             <w:tcMar>
-              <w:top w:w="50" w:type="dxa"/>
-              <w:left w:w="100" w:type="dxa"/>
-              <w:bottom w:w="50" w:type="dxa"/>
+              <w:top w:w="30" w:type="dxa"/>
+              <w:left w:w="100" w:type="dxa"/>
+              <w:bottom w:w="30" w:type="dxa"/>
               <w:right w:w="100" w:type="dxa"/>
             </w:tcMar>
           </w:tcPr>
@@ -1087,9 +1087,9 @@
             <w:tcW w:w="5600" w:type="dxa"/>
             <w:vAlign w:val="center"/>
             <w:tcMar>
-              <w:top w:w="50" w:type="dxa"/>
-              <w:left w:w="100" w:type="dxa"/>
-              <w:bottom w:w="50" w:type="dxa"/>
+              <w:top w:w="30" w:type="dxa"/>
+              <w:left w:w="100" w:type="dxa"/>
+              <w:bottom w:w="30" w:type="dxa"/>
               <w:right w:w="100" w:type="dxa"/>
             </w:tcMar>
           </w:tcPr>
@@ -1128,9 +1128,9 @@
             <w:tcW w:w="3538" w:type="dxa"/>
             <w:vAlign w:val="center"/>
             <w:tcMar>
-              <w:top w:w="50" w:type="dxa"/>
-              <w:left w:w="100" w:type="dxa"/>
-              <w:bottom w:w="50" w:type="dxa"/>
+              <w:top w:w="30" w:type="dxa"/>
+              <w:left w:w="100" w:type="dxa"/>
+              <w:bottom w:w="30" w:type="dxa"/>
               <w:right w:w="100" w:type="dxa"/>
             </w:tcMar>
           </w:tcPr>
@@ -1160,9 +1160,9 @@
             <w:tcW w:w="2200" w:type="dxa"/>
             <w:vAlign w:val="center"/>
             <w:tcMar>
-              <w:top w:w="50" w:type="dxa"/>
-              <w:left w:w="100" w:type="dxa"/>
-              <w:bottom w:w="50" w:type="dxa"/>
+              <w:top w:w="30" w:type="dxa"/>
+              <w:left w:w="100" w:type="dxa"/>
+              <w:bottom w:w="30" w:type="dxa"/>
               <w:right w:w="100" w:type="dxa"/>
             </w:tcMar>
           </w:tcPr>
@@ -1188,9 +1188,9 @@
             <w:tcW w:w="5600" w:type="dxa"/>
             <w:vAlign w:val="center"/>
             <w:tcMar>
-              <w:top w:w="50" w:type="dxa"/>
-              <w:left w:w="100" w:type="dxa"/>
-              <w:bottom w:w="50" w:type="dxa"/>
+              <w:top w:w="30" w:type="dxa"/>
+              <w:left w:w="100" w:type="dxa"/>
+              <w:bottom w:w="30" w:type="dxa"/>
               <w:right w:w="100" w:type="dxa"/>
             </w:tcMar>
           </w:tcPr>
@@ -1291,9 +1291,9 @@
             <w:tcW w:w="3538" w:type="dxa"/>
             <w:vAlign w:val="center"/>
             <w:tcMar>
-              <w:top w:w="50" w:type="dxa"/>
-              <w:left w:w="100" w:type="dxa"/>
-              <w:bottom w:w="50" w:type="dxa"/>
+              <w:top w:w="30" w:type="dxa"/>
+              <w:left w:w="100" w:type="dxa"/>
+              <w:bottom w:w="30" w:type="dxa"/>
               <w:right w:w="100" w:type="dxa"/>
             </w:tcMar>
           </w:tcPr>
@@ -1323,9 +1323,9 @@
             <w:tcW w:w="2200" w:type="dxa"/>
             <w:vAlign w:val="center"/>
             <w:tcMar>
-              <w:top w:w="50" w:type="dxa"/>
-              <w:left w:w="100" w:type="dxa"/>
-              <w:bottom w:w="50" w:type="dxa"/>
+              <w:top w:w="30" w:type="dxa"/>
+              <w:left w:w="100" w:type="dxa"/>
+              <w:bottom w:w="30" w:type="dxa"/>
               <w:right w:w="100" w:type="dxa"/>
             </w:tcMar>
           </w:tcPr>
@@ -1351,9 +1351,9 @@
             <w:tcW w:w="5600" w:type="dxa"/>
             <w:vAlign w:val="center"/>
             <w:tcMar>
-              <w:top w:w="50" w:type="dxa"/>
-              <w:left w:w="100" w:type="dxa"/>
-              <w:bottom w:w="50" w:type="dxa"/>
+              <w:top w:w="30" w:type="dxa"/>
+              <w:left w:w="100" w:type="dxa"/>
+              <w:bottom w:w="30" w:type="dxa"/>
               <w:right w:w="100" w:type="dxa"/>
             </w:tcMar>
           </w:tcPr>
@@ -1454,9 +1454,9 @@
             <w:tcW w:w="3538" w:type="dxa"/>
             <w:vAlign w:val="center"/>
             <w:tcMar>
-              <w:top w:w="50" w:type="dxa"/>
-              <w:left w:w="100" w:type="dxa"/>
-              <w:bottom w:w="50" w:type="dxa"/>
+              <w:top w:w="30" w:type="dxa"/>
+              <w:left w:w="100" w:type="dxa"/>
+              <w:bottom w:w="30" w:type="dxa"/>
               <w:right w:w="100" w:type="dxa"/>
             </w:tcMar>
           </w:tcPr>
@@ -1486,9 +1486,9 @@
             <w:tcW w:w="2200" w:type="dxa"/>
             <w:vAlign w:val="center"/>
             <w:tcMar>
-              <w:top w:w="50" w:type="dxa"/>
-              <w:left w:w="100" w:type="dxa"/>
-              <w:bottom w:w="50" w:type="dxa"/>
+              <w:top w:w="30" w:type="dxa"/>
+              <w:left w:w="100" w:type="dxa"/>
+              <w:bottom w:w="30" w:type="dxa"/>
               <w:right w:w="100" w:type="dxa"/>
             </w:tcMar>
           </w:tcPr>
@@ -1514,9 +1514,9 @@
             <w:tcW w:w="5600" w:type="dxa"/>
             <w:vAlign w:val="center"/>
             <w:tcMar>
-              <w:top w:w="50" w:type="dxa"/>
-              <w:left w:w="100" w:type="dxa"/>
-              <w:bottom w:w="50" w:type="dxa"/>
+              <w:top w:w="30" w:type="dxa"/>
+              <w:left w:w="100" w:type="dxa"/>
+              <w:bottom w:w="30" w:type="dxa"/>
               <w:right w:w="100" w:type="dxa"/>
             </w:tcMar>
           </w:tcPr>
@@ -1548,9 +1548,9 @@
             <w:tcW w:w="3538" w:type="dxa"/>
             <w:vAlign w:val="center"/>
             <w:tcMar>
-              <w:top w:w="50" w:type="dxa"/>
-              <w:left w:w="100" w:type="dxa"/>
-              <w:bottom w:w="50" w:type="dxa"/>
+              <w:top w:w="30" w:type="dxa"/>
+              <w:left w:w="100" w:type="dxa"/>
+              <w:bottom w:w="30" w:type="dxa"/>
               <w:right w:w="100" w:type="dxa"/>
             </w:tcMar>
           </w:tcPr>
@@ -1578,7 +1578,7 @@
         <w:pBdr>
           <w:bottom w:val="single" w:sz="4" w:space="2" w:color="999999"/>
         </w:pBdr>
-        <w:spacing w:before="140" w:after="50" w:line="276" w:lineRule="auto"/>
+        <w:spacing w:before="70" w:after="30" w:line="276" w:lineRule="auto"/>
         <w:jc w:val="left"/>
       </w:pPr>
       <w:r>
@@ -1620,9 +1620,9 @@
             <w:shd w:val="clear" w:color="auto" w:fill="F0F0F0"/>
             <w:vAlign w:val="center"/>
             <w:tcMar>
-              <w:top w:w="50" w:type="dxa"/>
-              <w:left w:w="100" w:type="dxa"/>
-              <w:bottom w:w="50" w:type="dxa"/>
+              <w:top w:w="30" w:type="dxa"/>
+              <w:left w:w="100" w:type="dxa"/>
+              <w:bottom w:w="30" w:type="dxa"/>
               <w:right w:w="100" w:type="dxa"/>
             </w:tcMar>
           </w:tcPr>
@@ -1649,9 +1649,9 @@
             <w:shd w:val="clear" w:color="auto" w:fill="F0F0F0"/>
             <w:vAlign w:val="center"/>
             <w:tcMar>
-              <w:top w:w="50" w:type="dxa"/>
-              <w:left w:w="100" w:type="dxa"/>
-              <w:bottom w:w="50" w:type="dxa"/>
+              <w:top w:w="30" w:type="dxa"/>
+              <w:left w:w="100" w:type="dxa"/>
+              <w:bottom w:w="30" w:type="dxa"/>
               <w:right w:w="100" w:type="dxa"/>
             </w:tcMar>
           </w:tcPr>
@@ -1678,9 +1678,9 @@
             <w:shd w:val="clear" w:color="auto" w:fill="F0F0F0"/>
             <w:vAlign w:val="center"/>
             <w:tcMar>
-              <w:top w:w="50" w:type="dxa"/>
-              <w:left w:w="100" w:type="dxa"/>
-              <w:bottom w:w="50" w:type="dxa"/>
+              <w:top w:w="30" w:type="dxa"/>
+              <w:left w:w="100" w:type="dxa"/>
+              <w:bottom w:w="30" w:type="dxa"/>
               <w:right w:w="100" w:type="dxa"/>
             </w:tcMar>
           </w:tcPr>
@@ -1711,9 +1711,9 @@
             <w:tcW w:w="2200" w:type="dxa"/>
             <w:vAlign w:val="center"/>
             <w:tcMar>
-              <w:top w:w="50" w:type="dxa"/>
-              <w:left w:w="100" w:type="dxa"/>
-              <w:bottom w:w="50" w:type="dxa"/>
+              <w:top w:w="30" w:type="dxa"/>
+              <w:left w:w="100" w:type="dxa"/>
+              <w:bottom w:w="30" w:type="dxa"/>
               <w:right w:w="100" w:type="dxa"/>
             </w:tcMar>
           </w:tcPr>
@@ -1739,9 +1739,9 @@
             <w:tcW w:w="5600" w:type="dxa"/>
             <w:vAlign w:val="center"/>
             <w:tcMar>
-              <w:top w:w="50" w:type="dxa"/>
-              <w:left w:w="100" w:type="dxa"/>
-              <w:bottom w:w="50" w:type="dxa"/>
+              <w:top w:w="30" w:type="dxa"/>
+              <w:left w:w="100" w:type="dxa"/>
+              <w:bottom w:w="30" w:type="dxa"/>
               <w:right w:w="100" w:type="dxa"/>
             </w:tcMar>
           </w:tcPr>
@@ -1857,9 +1857,9 @@
             <w:tcW w:w="3538" w:type="dxa"/>
             <w:vAlign w:val="center"/>
             <w:tcMar>
-              <w:top w:w="50" w:type="dxa"/>
-              <w:left w:w="100" w:type="dxa"/>
-              <w:bottom w:w="50" w:type="dxa"/>
+              <w:top w:w="30" w:type="dxa"/>
+              <w:left w:w="100" w:type="dxa"/>
+              <w:bottom w:w="30" w:type="dxa"/>
               <w:right w:w="100" w:type="dxa"/>
             </w:tcMar>
           </w:tcPr>
@@ -1889,9 +1889,9 @@
             <w:tcW w:w="2200" w:type="dxa"/>
             <w:vAlign w:val="center"/>
             <w:tcMar>
-              <w:top w:w="50" w:type="dxa"/>
-              <w:left w:w="100" w:type="dxa"/>
-              <w:bottom w:w="50" w:type="dxa"/>
+              <w:top w:w="30" w:type="dxa"/>
+              <w:left w:w="100" w:type="dxa"/>
+              <w:bottom w:w="30" w:type="dxa"/>
               <w:right w:w="100" w:type="dxa"/>
             </w:tcMar>
           </w:tcPr>
@@ -1917,9 +1917,9 @@
             <w:tcW w:w="5600" w:type="dxa"/>
             <w:vAlign w:val="center"/>
             <w:tcMar>
-              <w:top w:w="50" w:type="dxa"/>
-              <w:left w:w="100" w:type="dxa"/>
-              <w:bottom w:w="50" w:type="dxa"/>
+              <w:top w:w="30" w:type="dxa"/>
+              <w:left w:w="100" w:type="dxa"/>
+              <w:bottom w:w="30" w:type="dxa"/>
               <w:right w:w="100" w:type="dxa"/>
             </w:tcMar>
           </w:tcPr>
@@ -2035,9 +2035,9 @@
             <w:tcW w:w="3538" w:type="dxa"/>
             <w:vAlign w:val="center"/>
             <w:tcMar>
-              <w:top w:w="50" w:type="dxa"/>
-              <w:left w:w="100" w:type="dxa"/>
-              <w:bottom w:w="50" w:type="dxa"/>
+              <w:top w:w="30" w:type="dxa"/>
+              <w:left w:w="100" w:type="dxa"/>
+              <w:bottom w:w="30" w:type="dxa"/>
               <w:right w:w="100" w:type="dxa"/>
             </w:tcMar>
           </w:tcPr>
@@ -2067,9 +2067,9 @@
             <w:tcW w:w="2200" w:type="dxa"/>
             <w:vAlign w:val="center"/>
             <w:tcMar>
-              <w:top w:w="50" w:type="dxa"/>
-              <w:left w:w="100" w:type="dxa"/>
-              <w:bottom w:w="50" w:type="dxa"/>
+              <w:top w:w="30" w:type="dxa"/>
+              <w:left w:w="100" w:type="dxa"/>
+              <w:bottom w:w="30" w:type="dxa"/>
               <w:right w:w="100" w:type="dxa"/>
             </w:tcMar>
           </w:tcPr>
@@ -2095,9 +2095,9 @@
             <w:tcW w:w="5600" w:type="dxa"/>
             <w:vAlign w:val="center"/>
             <w:tcMar>
-              <w:top w:w="50" w:type="dxa"/>
-              <w:left w:w="100" w:type="dxa"/>
-              <w:bottom w:w="50" w:type="dxa"/>
+              <w:top w:w="30" w:type="dxa"/>
+              <w:left w:w="100" w:type="dxa"/>
+              <w:bottom w:w="30" w:type="dxa"/>
               <w:right w:w="100" w:type="dxa"/>
             </w:tcMar>
           </w:tcPr>
@@ -2226,9 +2226,9 @@
             <w:tcW w:w="3538" w:type="dxa"/>
             <w:vAlign w:val="center"/>
             <w:tcMar>
-              <w:top w:w="50" w:type="dxa"/>
-              <w:left w:w="100" w:type="dxa"/>
-              <w:bottom w:w="50" w:type="dxa"/>
+              <w:top w:w="30" w:type="dxa"/>
+              <w:left w:w="100" w:type="dxa"/>
+              <w:bottom w:w="30" w:type="dxa"/>
               <w:right w:w="100" w:type="dxa"/>
             </w:tcMar>
           </w:tcPr>
@@ -2303,9 +2303,9 @@
             <w:tcW w:w="2200" w:type="dxa"/>
             <w:vAlign w:val="center"/>
             <w:tcMar>
-              <w:top w:w="50" w:type="dxa"/>
-              <w:left w:w="100" w:type="dxa"/>
-              <w:bottom w:w="50" w:type="dxa"/>
+              <w:top w:w="30" w:type="dxa"/>
+              <w:left w:w="100" w:type="dxa"/>
+              <w:bottom w:w="30" w:type="dxa"/>
               <w:right w:w="100" w:type="dxa"/>
             </w:tcMar>
           </w:tcPr>
@@ -2331,9 +2331,9 @@
             <w:tcW w:w="5600" w:type="dxa"/>
             <w:vAlign w:val="center"/>
             <w:tcMar>
-              <w:top w:w="50" w:type="dxa"/>
-              <w:left w:w="100" w:type="dxa"/>
-              <w:bottom w:w="50" w:type="dxa"/>
+              <w:top w:w="30" w:type="dxa"/>
+              <w:left w:w="100" w:type="dxa"/>
+              <w:bottom w:w="30" w:type="dxa"/>
               <w:right w:w="100" w:type="dxa"/>
             </w:tcMar>
           </w:tcPr>
@@ -2415,9 +2415,9 @@
             <w:tcW w:w="3538" w:type="dxa"/>
             <w:vAlign w:val="center"/>
             <w:tcMar>
-              <w:top w:w="50" w:type="dxa"/>
-              <w:left w:w="100" w:type="dxa"/>
-              <w:bottom w:w="50" w:type="dxa"/>
+              <w:top w:w="30" w:type="dxa"/>
+              <w:left w:w="100" w:type="dxa"/>
+              <w:bottom w:w="30" w:type="dxa"/>
               <w:right w:w="100" w:type="dxa"/>
             </w:tcMar>
           </w:tcPr>
@@ -2438,9 +2438,9 @@
             <w:tcW w:w="2200" w:type="dxa"/>
             <w:vAlign w:val="center"/>
             <w:tcMar>
-              <w:top w:w="50" w:type="dxa"/>
-              <w:left w:w="100" w:type="dxa"/>
-              <w:bottom w:w="50" w:type="dxa"/>
+              <w:top w:w="30" w:type="dxa"/>
+              <w:left w:w="100" w:type="dxa"/>
+              <w:bottom w:w="30" w:type="dxa"/>
               <w:right w:w="100" w:type="dxa"/>
             </w:tcMar>
           </w:tcPr>
@@ -2466,9 +2466,9 @@
             <w:tcW w:w="5600" w:type="dxa"/>
             <w:vAlign w:val="center"/>
             <w:tcMar>
-              <w:top w:w="50" w:type="dxa"/>
-              <w:left w:w="100" w:type="dxa"/>
-              <w:bottom w:w="50" w:type="dxa"/>
+              <w:top w:w="30" w:type="dxa"/>
+              <w:left w:w="100" w:type="dxa"/>
+              <w:bottom w:w="30" w:type="dxa"/>
               <w:right w:w="100" w:type="dxa"/>
             </w:tcMar>
           </w:tcPr>
@@ -2543,9 +2543,9 @@
             <w:tcW w:w="3538" w:type="dxa"/>
             <w:vAlign w:val="center"/>
             <w:tcMar>
-              <w:top w:w="50" w:type="dxa"/>
-              <w:left w:w="100" w:type="dxa"/>
-              <w:bottom w:w="50" w:type="dxa"/>
+              <w:top w:w="30" w:type="dxa"/>
+              <w:left w:w="100" w:type="dxa"/>
+              <w:bottom w:w="30" w:type="dxa"/>
               <w:right w:w="100" w:type="dxa"/>
             </w:tcMar>
           </w:tcPr>
@@ -2566,9 +2566,9 @@
             <w:tcW w:w="2200" w:type="dxa"/>
             <w:vAlign w:val="center"/>
             <w:tcMar>
-              <w:top w:w="50" w:type="dxa"/>
-              <w:left w:w="100" w:type="dxa"/>
-              <w:bottom w:w="50" w:type="dxa"/>
+              <w:top w:w="30" w:type="dxa"/>
+              <w:left w:w="100" w:type="dxa"/>
+              <w:bottom w:w="30" w:type="dxa"/>
               <w:right w:w="100" w:type="dxa"/>
             </w:tcMar>
           </w:tcPr>
@@ -2594,9 +2594,9 @@
             <w:tcW w:w="5600" w:type="dxa"/>
             <w:vAlign w:val="center"/>
             <w:tcMar>
-              <w:top w:w="50" w:type="dxa"/>
-              <w:left w:w="100" w:type="dxa"/>
-              <w:bottom w:w="50" w:type="dxa"/>
+              <w:top w:w="30" w:type="dxa"/>
+              <w:left w:w="100" w:type="dxa"/>
+              <w:bottom w:w="30" w:type="dxa"/>
               <w:right w:w="100" w:type="dxa"/>
             </w:tcMar>
           </w:tcPr>
@@ -2767,9 +2767,9 @@
             <w:tcW w:w="3538" w:type="dxa"/>
             <w:vAlign w:val="center"/>
             <w:tcMar>
-              <w:top w:w="50" w:type="dxa"/>
-              <w:left w:w="100" w:type="dxa"/>
-              <w:bottom w:w="50" w:type="dxa"/>
+              <w:top w:w="30" w:type="dxa"/>
+              <w:left w:w="100" w:type="dxa"/>
+              <w:bottom w:w="30" w:type="dxa"/>
               <w:right w:w="100" w:type="dxa"/>
             </w:tcMar>
           </w:tcPr>
@@ -2797,7 +2797,7 @@
         <w:pBdr>
           <w:bottom w:val="single" w:sz="4" w:space="2" w:color="999999"/>
         </w:pBdr>
-        <w:spacing w:before="140" w:after="50" w:line="276" w:lineRule="auto"/>
+        <w:spacing w:before="70" w:after="30" w:line="276" w:lineRule="auto"/>
         <w:jc w:val="left"/>
       </w:pPr>
       <w:r>
@@ -2839,9 +2839,9 @@
             <w:shd w:val="clear" w:color="auto" w:fill="F0F0F0"/>
             <w:vAlign w:val="center"/>
             <w:tcMar>
-              <w:top w:w="50" w:type="dxa"/>
-              <w:left w:w="100" w:type="dxa"/>
-              <w:bottom w:w="50" w:type="dxa"/>
+              <w:top w:w="30" w:type="dxa"/>
+              <w:left w:w="100" w:type="dxa"/>
+              <w:bottom w:w="30" w:type="dxa"/>
               <w:right w:w="100" w:type="dxa"/>
             </w:tcMar>
           </w:tcPr>
@@ -2868,9 +2868,9 @@
             <w:shd w:val="clear" w:color="auto" w:fill="F0F0F0"/>
             <w:vAlign w:val="center"/>
             <w:tcMar>
-              <w:top w:w="50" w:type="dxa"/>
-              <w:left w:w="100" w:type="dxa"/>
-              <w:bottom w:w="50" w:type="dxa"/>
+              <w:top w:w="30" w:type="dxa"/>
+              <w:left w:w="100" w:type="dxa"/>
+              <w:bottom w:w="30" w:type="dxa"/>
               <w:right w:w="100" w:type="dxa"/>
             </w:tcMar>
           </w:tcPr>
@@ -2897,9 +2897,9 @@
             <w:shd w:val="clear" w:color="auto" w:fill="F0F0F0"/>
             <w:vAlign w:val="center"/>
             <w:tcMar>
-              <w:top w:w="50" w:type="dxa"/>
-              <w:left w:w="100" w:type="dxa"/>
-              <w:bottom w:w="50" w:type="dxa"/>
+              <w:top w:w="30" w:type="dxa"/>
+              <w:left w:w="100" w:type="dxa"/>
+              <w:bottom w:w="30" w:type="dxa"/>
               <w:right w:w="100" w:type="dxa"/>
             </w:tcMar>
           </w:tcPr>
@@ -2930,9 +2930,9 @@
             <w:tcW w:w="2200" w:type="dxa"/>
             <w:vAlign w:val="center"/>
             <w:tcMar>
-              <w:top w:w="50" w:type="dxa"/>
-              <w:left w:w="100" w:type="dxa"/>
-              <w:bottom w:w="50" w:type="dxa"/>
+              <w:top w:w="30" w:type="dxa"/>
+              <w:left w:w="100" w:type="dxa"/>
+              <w:bottom w:w="30" w:type="dxa"/>
               <w:right w:w="100" w:type="dxa"/>
             </w:tcMar>
           </w:tcPr>
@@ -2958,9 +2958,9 @@
             <w:tcW w:w="5600" w:type="dxa"/>
             <w:vAlign w:val="center"/>
             <w:tcMar>
-              <w:top w:w="50" w:type="dxa"/>
-              <w:left w:w="100" w:type="dxa"/>
-              <w:bottom w:w="50" w:type="dxa"/>
+              <w:top w:w="30" w:type="dxa"/>
+              <w:left w:w="100" w:type="dxa"/>
+              <w:bottom w:w="30" w:type="dxa"/>
               <w:right w:w="100" w:type="dxa"/>
             </w:tcMar>
           </w:tcPr>
@@ -2984,9 +2984,9 @@
             <w:tcW w:w="3538" w:type="dxa"/>
             <w:vAlign w:val="center"/>
             <w:tcMar>
-              <w:top w:w="50" w:type="dxa"/>
-              <w:left w:w="100" w:type="dxa"/>
-              <w:bottom w:w="50" w:type="dxa"/>
+              <w:top w:w="30" w:type="dxa"/>
+              <w:left w:w="100" w:type="dxa"/>
+              <w:bottom w:w="30" w:type="dxa"/>
               <w:right w:w="100" w:type="dxa"/>
             </w:tcMar>
           </w:tcPr>
@@ -3016,9 +3016,9 @@
             <w:tcW w:w="2200" w:type="dxa"/>
             <w:vAlign w:val="center"/>
             <w:tcMar>
-              <w:top w:w="50" w:type="dxa"/>
-              <w:left w:w="100" w:type="dxa"/>
-              <w:bottom w:w="50" w:type="dxa"/>
+              <w:top w:w="30" w:type="dxa"/>
+              <w:left w:w="100" w:type="dxa"/>
+              <w:bottom w:w="30" w:type="dxa"/>
               <w:right w:w="100" w:type="dxa"/>
             </w:tcMar>
           </w:tcPr>
@@ -3044,9 +3044,9 @@
             <w:tcW w:w="5600" w:type="dxa"/>
             <w:vAlign w:val="center"/>
             <w:tcMar>
-              <w:top w:w="50" w:type="dxa"/>
-              <w:left w:w="100" w:type="dxa"/>
-              <w:bottom w:w="50" w:type="dxa"/>
+              <w:top w:w="30" w:type="dxa"/>
+              <w:left w:w="100" w:type="dxa"/>
+              <w:bottom w:w="30" w:type="dxa"/>
               <w:right w:w="100" w:type="dxa"/>
             </w:tcMar>
           </w:tcPr>
@@ -3085,9 +3085,9 @@
             <w:tcW w:w="3538" w:type="dxa"/>
             <w:vAlign w:val="center"/>
             <w:tcMar>
-              <w:top w:w="50" w:type="dxa"/>
-              <w:left w:w="100" w:type="dxa"/>
-              <w:bottom w:w="50" w:type="dxa"/>
+              <w:top w:w="30" w:type="dxa"/>
+              <w:left w:w="100" w:type="dxa"/>
+              <w:bottom w:w="30" w:type="dxa"/>
               <w:right w:w="100" w:type="dxa"/>
             </w:tcMar>
           </w:tcPr>
@@ -3149,9 +3149,9 @@
             <w:tcW w:w="2200" w:type="dxa"/>
             <w:vAlign w:val="center"/>
             <w:tcMar>
-              <w:top w:w="50" w:type="dxa"/>
-              <w:left w:w="100" w:type="dxa"/>
-              <w:bottom w:w="50" w:type="dxa"/>
+              <w:top w:w="30" w:type="dxa"/>
+              <w:left w:w="100" w:type="dxa"/>
+              <w:bottom w:w="30" w:type="dxa"/>
               <w:right w:w="100" w:type="dxa"/>
             </w:tcMar>
           </w:tcPr>
@@ -3177,9 +3177,9 @@
             <w:tcW w:w="5600" w:type="dxa"/>
             <w:vAlign w:val="center"/>
             <w:tcMar>
-              <w:top w:w="50" w:type="dxa"/>
-              <w:left w:w="100" w:type="dxa"/>
-              <w:bottom w:w="50" w:type="dxa"/>
+              <w:top w:w="30" w:type="dxa"/>
+              <w:left w:w="100" w:type="dxa"/>
+              <w:bottom w:w="30" w:type="dxa"/>
               <w:right w:w="100" w:type="dxa"/>
             </w:tcMar>
           </w:tcPr>
@@ -3218,9 +3218,9 @@
             <w:tcW w:w="3538" w:type="dxa"/>
             <w:vAlign w:val="center"/>
             <w:tcMar>
-              <w:top w:w="50" w:type="dxa"/>
-              <w:left w:w="100" w:type="dxa"/>
-              <w:bottom w:w="50" w:type="dxa"/>
+              <w:top w:w="30" w:type="dxa"/>
+              <w:left w:w="100" w:type="dxa"/>
+              <w:bottom w:w="30" w:type="dxa"/>
               <w:right w:w="100" w:type="dxa"/>
             </w:tcMar>
           </w:tcPr>
@@ -3273,9 +3273,9 @@
             <w:tcW w:w="2200" w:type="dxa"/>
             <w:vAlign w:val="center"/>
             <w:tcMar>
-              <w:top w:w="50" w:type="dxa"/>
-              <w:left w:w="100" w:type="dxa"/>
-              <w:bottom w:w="50" w:type="dxa"/>
+              <w:top w:w="30" w:type="dxa"/>
+              <w:left w:w="100" w:type="dxa"/>
+              <w:bottom w:w="30" w:type="dxa"/>
               <w:right w:w="100" w:type="dxa"/>
             </w:tcMar>
           </w:tcPr>
@@ -3301,9 +3301,9 @@
             <w:tcW w:w="5600" w:type="dxa"/>
             <w:vAlign w:val="center"/>
             <w:tcMar>
-              <w:top w:w="50" w:type="dxa"/>
-              <w:left w:w="100" w:type="dxa"/>
-              <w:bottom w:w="50" w:type="dxa"/>
+              <w:top w:w="30" w:type="dxa"/>
+              <w:left w:w="100" w:type="dxa"/>
+              <w:bottom w:w="30" w:type="dxa"/>
               <w:right w:w="100" w:type="dxa"/>
             </w:tcMar>
           </w:tcPr>
@@ -3342,9 +3342,9 @@
             <w:tcW w:w="3538" w:type="dxa"/>
             <w:vAlign w:val="center"/>
             <w:tcMar>
-              <w:top w:w="50" w:type="dxa"/>
-              <w:left w:w="100" w:type="dxa"/>
-              <w:bottom w:w="50" w:type="dxa"/>
+              <w:top w:w="30" w:type="dxa"/>
+              <w:left w:w="100" w:type="dxa"/>
+              <w:bottom w:w="30" w:type="dxa"/>
               <w:right w:w="100" w:type="dxa"/>
             </w:tcMar>
           </w:tcPr>
@@ -3438,9 +3438,9 @@
             <w:tcW w:w="2200" w:type="dxa"/>
             <w:vAlign w:val="center"/>
             <w:tcMar>
-              <w:top w:w="50" w:type="dxa"/>
-              <w:left w:w="100" w:type="dxa"/>
-              <w:bottom w:w="50" w:type="dxa"/>
+              <w:top w:w="30" w:type="dxa"/>
+              <w:left w:w="100" w:type="dxa"/>
+              <w:bottom w:w="30" w:type="dxa"/>
               <w:right w:w="100" w:type="dxa"/>
             </w:tcMar>
           </w:tcPr>
@@ -3466,9 +3466,9 @@
             <w:tcW w:w="5600" w:type="dxa"/>
             <w:vAlign w:val="center"/>
             <w:tcMar>
-              <w:top w:w="50" w:type="dxa"/>
-              <w:left w:w="100" w:type="dxa"/>
-              <w:bottom w:w="50" w:type="dxa"/>
+              <w:top w:w="30" w:type="dxa"/>
+              <w:left w:w="100" w:type="dxa"/>
+              <w:bottom w:w="30" w:type="dxa"/>
               <w:right w:w="100" w:type="dxa"/>
             </w:tcMar>
           </w:tcPr>
@@ -3538,9 +3538,9 @@
             <w:tcW w:w="3538" w:type="dxa"/>
             <w:vAlign w:val="center"/>
             <w:tcMar>
-              <w:top w:w="50" w:type="dxa"/>
-              <w:left w:w="100" w:type="dxa"/>
-              <w:bottom w:w="50" w:type="dxa"/>
+              <w:top w:w="30" w:type="dxa"/>
+              <w:left w:w="100" w:type="dxa"/>
+              <w:bottom w:w="30" w:type="dxa"/>
               <w:right w:w="100" w:type="dxa"/>
             </w:tcMar>
           </w:tcPr>
@@ -3570,9 +3570,9 @@
             <w:tcW w:w="2200" w:type="dxa"/>
             <w:vAlign w:val="center"/>
             <w:tcMar>
-              <w:top w:w="50" w:type="dxa"/>
-              <w:left w:w="100" w:type="dxa"/>
-              <w:bottom w:w="50" w:type="dxa"/>
+              <w:top w:w="30" w:type="dxa"/>
+              <w:left w:w="100" w:type="dxa"/>
+              <w:bottom w:w="30" w:type="dxa"/>
               <w:right w:w="100" w:type="dxa"/>
             </w:tcMar>
           </w:tcPr>
@@ -3598,9 +3598,9 @@
             <w:tcW w:w="5600" w:type="dxa"/>
             <w:vAlign w:val="center"/>
             <w:tcMar>
-              <w:top w:w="50" w:type="dxa"/>
-              <w:left w:w="100" w:type="dxa"/>
-              <w:bottom w:w="50" w:type="dxa"/>
+              <w:top w:w="30" w:type="dxa"/>
+              <w:left w:w="100" w:type="dxa"/>
+              <w:bottom w:w="30" w:type="dxa"/>
               <w:right w:w="100" w:type="dxa"/>
             </w:tcMar>
           </w:tcPr>
@@ -3670,9 +3670,9 @@
             <w:tcW w:w="3538" w:type="dxa"/>
             <w:vAlign w:val="center"/>
             <w:tcMar>
-              <w:top w:w="50" w:type="dxa"/>
-              <w:left w:w="100" w:type="dxa"/>
-              <w:bottom w:w="50" w:type="dxa"/>
+              <w:top w:w="30" w:type="dxa"/>
+              <w:left w:w="100" w:type="dxa"/>
+              <w:bottom w:w="30" w:type="dxa"/>
               <w:right w:w="100" w:type="dxa"/>
             </w:tcMar>
           </w:tcPr>
@@ -3700,7 +3700,7 @@
         <w:pBdr>
           <w:bottom w:val="single" w:sz="4" w:space="2" w:color="999999"/>
         </w:pBdr>
-        <w:spacing w:before="140" w:after="50" w:line="276" w:lineRule="auto"/>
+        <w:spacing w:before="70" w:after="30" w:line="276" w:lineRule="auto"/>
         <w:jc w:val="left"/>
       </w:pPr>
       <w:r>
@@ -3742,9 +3742,9 @@
             <w:shd w:val="clear" w:color="auto" w:fill="F0F0F0"/>
             <w:vAlign w:val="center"/>
             <w:tcMar>
-              <w:top w:w="50" w:type="dxa"/>
-              <w:left w:w="100" w:type="dxa"/>
-              <w:bottom w:w="50" w:type="dxa"/>
+              <w:top w:w="30" w:type="dxa"/>
+              <w:left w:w="100" w:type="dxa"/>
+              <w:bottom w:w="30" w:type="dxa"/>
               <w:right w:w="100" w:type="dxa"/>
             </w:tcMar>
           </w:tcPr>
@@ -3771,9 +3771,9 @@
             <w:shd w:val="clear" w:color="auto" w:fill="F0F0F0"/>
             <w:vAlign w:val="center"/>
             <w:tcMar>
-              <w:top w:w="50" w:type="dxa"/>
-              <w:left w:w="100" w:type="dxa"/>
-              <w:bottom w:w="50" w:type="dxa"/>
+              <w:top w:w="30" w:type="dxa"/>
+              <w:left w:w="100" w:type="dxa"/>
+              <w:bottom w:w="30" w:type="dxa"/>
               <w:right w:w="100" w:type="dxa"/>
             </w:tcMar>
           </w:tcPr>
@@ -3800,9 +3800,9 @@
             <w:shd w:val="clear" w:color="auto" w:fill="F0F0F0"/>
             <w:vAlign w:val="center"/>
             <w:tcMar>
-              <w:top w:w="50" w:type="dxa"/>
-              <w:left w:w="100" w:type="dxa"/>
-              <w:bottom w:w="50" w:type="dxa"/>
+              <w:top w:w="30" w:type="dxa"/>
+              <w:left w:w="100" w:type="dxa"/>
+              <w:bottom w:w="30" w:type="dxa"/>
               <w:right w:w="100" w:type="dxa"/>
             </w:tcMar>
           </w:tcPr>
@@ -3833,9 +3833,9 @@
             <w:tcW w:w="2200" w:type="dxa"/>
             <w:vAlign w:val="center"/>
             <w:tcMar>
-              <w:top w:w="50" w:type="dxa"/>
-              <w:left w:w="100" w:type="dxa"/>
-              <w:bottom w:w="50" w:type="dxa"/>
+              <w:top w:w="30" w:type="dxa"/>
+              <w:left w:w="100" w:type="dxa"/>
+              <w:bottom w:w="30" w:type="dxa"/>
               <w:right w:w="100" w:type="dxa"/>
             </w:tcMar>
           </w:tcPr>
@@ -3861,9 +3861,9 @@
             <w:tcW w:w="5600" w:type="dxa"/>
             <w:vAlign w:val="center"/>
             <w:tcMar>
-              <w:top w:w="50" w:type="dxa"/>
-              <w:left w:w="100" w:type="dxa"/>
-              <w:bottom w:w="50" w:type="dxa"/>
+              <w:top w:w="30" w:type="dxa"/>
+              <w:left w:w="100" w:type="dxa"/>
+              <w:bottom w:w="30" w:type="dxa"/>
               <w:right w:w="100" w:type="dxa"/>
             </w:tcMar>
           </w:tcPr>
@@ -3951,9 +3951,9 @@
             <w:tcW w:w="3538" w:type="dxa"/>
             <w:vAlign w:val="center"/>
             <w:tcMar>
-              <w:top w:w="50" w:type="dxa"/>
-              <w:left w:w="100" w:type="dxa"/>
-              <w:bottom w:w="50" w:type="dxa"/>
+              <w:top w:w="30" w:type="dxa"/>
+              <w:left w:w="100" w:type="dxa"/>
+              <w:bottom w:w="30" w:type="dxa"/>
               <w:right w:w="100" w:type="dxa"/>
             </w:tcMar>
           </w:tcPr>
@@ -3983,9 +3983,9 @@
             <w:tcW w:w="2200" w:type="dxa"/>
             <w:vAlign w:val="center"/>
             <w:tcMar>
-              <w:top w:w="50" w:type="dxa"/>
-              <w:left w:w="100" w:type="dxa"/>
-              <w:bottom w:w="50" w:type="dxa"/>
+              <w:top w:w="30" w:type="dxa"/>
+              <w:left w:w="100" w:type="dxa"/>
+              <w:bottom w:w="30" w:type="dxa"/>
               <w:right w:w="100" w:type="dxa"/>
             </w:tcMar>
           </w:tcPr>
@@ -4011,9 +4011,9 @@
             <w:tcW w:w="5600" w:type="dxa"/>
             <w:vAlign w:val="center"/>
             <w:tcMar>
-              <w:top w:w="50" w:type="dxa"/>
-              <w:left w:w="100" w:type="dxa"/>
-              <w:bottom w:w="50" w:type="dxa"/>
+              <w:top w:w="30" w:type="dxa"/>
+              <w:left w:w="100" w:type="dxa"/>
+              <w:bottom w:w="30" w:type="dxa"/>
               <w:right w:w="100" w:type="dxa"/>
             </w:tcMar>
           </w:tcPr>
@@ -4101,9 +4101,9 @@
             <w:tcW w:w="3538" w:type="dxa"/>
             <w:vAlign w:val="center"/>
             <w:tcMar>
-              <w:top w:w="50" w:type="dxa"/>
-              <w:left w:w="100" w:type="dxa"/>
-              <w:bottom w:w="50" w:type="dxa"/>
+              <w:top w:w="30" w:type="dxa"/>
+              <w:left w:w="100" w:type="dxa"/>
+              <w:bottom w:w="30" w:type="dxa"/>
               <w:right w:w="100" w:type="dxa"/>
             </w:tcMar>
           </w:tcPr>
@@ -4133,9 +4133,9 @@
             <w:tcW w:w="2200" w:type="dxa"/>
             <w:vAlign w:val="center"/>
             <w:tcMar>
-              <w:top w:w="50" w:type="dxa"/>
-              <w:left w:w="100" w:type="dxa"/>
-              <w:bottom w:w="50" w:type="dxa"/>
+              <w:top w:w="30" w:type="dxa"/>
+              <w:left w:w="100" w:type="dxa"/>
+              <w:bottom w:w="30" w:type="dxa"/>
               <w:right w:w="100" w:type="dxa"/>
             </w:tcMar>
           </w:tcPr>
@@ -4161,9 +4161,9 @@
             <w:tcW w:w="5600" w:type="dxa"/>
             <w:vAlign w:val="center"/>
             <w:tcMar>
-              <w:top w:w="50" w:type="dxa"/>
-              <w:left w:w="100" w:type="dxa"/>
-              <w:bottom w:w="50" w:type="dxa"/>
+              <w:top w:w="30" w:type="dxa"/>
+              <w:left w:w="100" w:type="dxa"/>
+              <w:bottom w:w="30" w:type="dxa"/>
               <w:right w:w="100" w:type="dxa"/>
             </w:tcMar>
           </w:tcPr>
@@ -4282,9 +4282,9 @@
             <w:tcW w:w="3538" w:type="dxa"/>
             <w:vAlign w:val="center"/>
             <w:tcMar>
-              <w:top w:w="50" w:type="dxa"/>
-              <w:left w:w="100" w:type="dxa"/>
-              <w:bottom w:w="50" w:type="dxa"/>
+              <w:top w:w="30" w:type="dxa"/>
+              <w:left w:w="100" w:type="dxa"/>
+              <w:bottom w:w="30" w:type="dxa"/>
               <w:right w:w="100" w:type="dxa"/>
             </w:tcMar>
           </w:tcPr>
@@ -4314,9 +4314,9 @@
             <w:tcW w:w="2200" w:type="dxa"/>
             <w:vAlign w:val="center"/>
             <w:tcMar>
-              <w:top w:w="50" w:type="dxa"/>
-              <w:left w:w="100" w:type="dxa"/>
-              <w:bottom w:w="50" w:type="dxa"/>
+              <w:top w:w="30" w:type="dxa"/>
+              <w:left w:w="100" w:type="dxa"/>
+              <w:bottom w:w="30" w:type="dxa"/>
               <w:right w:w="100" w:type="dxa"/>
             </w:tcMar>
           </w:tcPr>
@@ -4342,9 +4342,9 @@
             <w:tcW w:w="5600" w:type="dxa"/>
             <w:vAlign w:val="center"/>
             <w:tcMar>
-              <w:top w:w="50" w:type="dxa"/>
-              <w:left w:w="100" w:type="dxa"/>
-              <w:bottom w:w="50" w:type="dxa"/>
+              <w:top w:w="30" w:type="dxa"/>
+              <w:left w:w="100" w:type="dxa"/>
+              <w:bottom w:w="30" w:type="dxa"/>
               <w:right w:w="100" w:type="dxa"/>
             </w:tcMar>
           </w:tcPr>
@@ -4368,9 +4368,9 @@
             <w:tcW w:w="3538" w:type="dxa"/>
             <w:vAlign w:val="center"/>
             <w:tcMar>
-              <w:top w:w="50" w:type="dxa"/>
-              <w:left w:w="100" w:type="dxa"/>
-              <w:bottom w:w="50" w:type="dxa"/>
+              <w:top w:w="30" w:type="dxa"/>
+              <w:left w:w="100" w:type="dxa"/>
+              <w:bottom w:w="30" w:type="dxa"/>
               <w:right w:w="100" w:type="dxa"/>
             </w:tcMar>
           </w:tcPr>
@@ -4391,9 +4391,9 @@
             <w:tcW w:w="2200" w:type="dxa"/>
             <w:vAlign w:val="center"/>
             <w:tcMar>
-              <w:top w:w="50" w:type="dxa"/>
-              <w:left w:w="100" w:type="dxa"/>
-              <w:bottom w:w="50" w:type="dxa"/>
+              <w:top w:w="30" w:type="dxa"/>
+              <w:left w:w="100" w:type="dxa"/>
+              <w:bottom w:w="30" w:type="dxa"/>
               <w:right w:w="100" w:type="dxa"/>
             </w:tcMar>
           </w:tcPr>
@@ -4419,9 +4419,9 @@
             <w:tcW w:w="5600" w:type="dxa"/>
             <w:vAlign w:val="center"/>
             <w:tcMar>
-              <w:top w:w="50" w:type="dxa"/>
-              <w:left w:w="100" w:type="dxa"/>
-              <w:bottom w:w="50" w:type="dxa"/>
+              <w:top w:w="30" w:type="dxa"/>
+              <w:left w:w="100" w:type="dxa"/>
+              <w:bottom w:w="30" w:type="dxa"/>
               <w:right w:w="100" w:type="dxa"/>
             </w:tcMar>
           </w:tcPr>
@@ -4589,9 +4589,9 @@
             <w:tcW w:w="3538" w:type="dxa"/>
             <w:vAlign w:val="center"/>
             <w:tcMar>
-              <w:top w:w="50" w:type="dxa"/>
-              <w:left w:w="100" w:type="dxa"/>
-              <w:bottom w:w="50" w:type="dxa"/>
+              <w:top w:w="30" w:type="dxa"/>
+              <w:left w:w="100" w:type="dxa"/>
+              <w:bottom w:w="30" w:type="dxa"/>
               <w:right w:w="100" w:type="dxa"/>
             </w:tcMar>
           </w:tcPr>
@@ -4621,9 +4621,9 @@
             <w:tcW w:w="2200" w:type="dxa"/>
             <w:vAlign w:val="center"/>
             <w:tcMar>
-              <w:top w:w="50" w:type="dxa"/>
-              <w:left w:w="100" w:type="dxa"/>
-              <w:bottom w:w="50" w:type="dxa"/>
+              <w:top w:w="30" w:type="dxa"/>
+              <w:left w:w="100" w:type="dxa"/>
+              <w:bottom w:w="30" w:type="dxa"/>
               <w:right w:w="100" w:type="dxa"/>
             </w:tcMar>
           </w:tcPr>
@@ -4649,9 +4649,9 @@
             <w:tcW w:w="5600" w:type="dxa"/>
             <w:vAlign w:val="center"/>
             <w:tcMar>
-              <w:top w:w="50" w:type="dxa"/>
-              <w:left w:w="100" w:type="dxa"/>
-              <w:bottom w:w="50" w:type="dxa"/>
+              <w:top w:w="30" w:type="dxa"/>
+              <w:left w:w="100" w:type="dxa"/>
+              <w:bottom w:w="30" w:type="dxa"/>
               <w:right w:w="100" w:type="dxa"/>
             </w:tcMar>
           </w:tcPr>
@@ -4819,9 +4819,9 @@
             <w:tcW w:w="3538" w:type="dxa"/>
             <w:vAlign w:val="center"/>
             <w:tcMar>
-              <w:top w:w="50" w:type="dxa"/>
-              <w:left w:w="100" w:type="dxa"/>
-              <w:bottom w:w="50" w:type="dxa"/>
+              <w:top w:w="30" w:type="dxa"/>
+              <w:left w:w="100" w:type="dxa"/>
+              <w:bottom w:w="30" w:type="dxa"/>
               <w:right w:w="100" w:type="dxa"/>
             </w:tcMar>
           </w:tcPr>
@@ -4845,7 +4845,7 @@
     </w:tbl>
     <w:p>
       <w:pPr>
-        <w:spacing w:before="100" w:after="40" w:line="276" w:lineRule="auto"/>
+        <w:spacing w:before="60" w:after="40" w:line="276" w:lineRule="auto"/>
         <w:jc w:val="center"/>
       </w:pPr>
       <w:r>
